--- a/docs/Krok7.docx
+++ b/docs/Krok7.docx
@@ -4,6 +4,9 @@
   <w:body>
     <w:p>
       <w:r>
+        <w:rPr>
+          <w:noProof/>
+        </w:rPr>
         <w:drawing>
           <wp:inline distT="0" distB="0" distL="0" distR="0" wp14:anchorId="4CD1C30D" wp14:editId="72391857">
             <wp:extent cx="5940425" cy="1552575"/>
@@ -43,6 +46,9 @@
     </w:p>
     <w:p>
       <w:r>
+        <w:rPr>
+          <w:noProof/>
+        </w:rPr>
         <w:drawing>
           <wp:inline distT="0" distB="0" distL="0" distR="0" wp14:anchorId="696B48E4" wp14:editId="21A9206B">
             <wp:extent cx="5940425" cy="4001770"/>
@@ -82,6 +88,9 @@
     </w:p>
     <w:p>
       <w:r>
+        <w:rPr>
+          <w:noProof/>
+        </w:rPr>
         <w:drawing>
           <wp:inline distT="0" distB="0" distL="0" distR="0" wp14:anchorId="5B3E4170" wp14:editId="5DD65762">
             <wp:extent cx="5940425" cy="4154805"/>
@@ -121,6 +130,9 @@
     </w:p>
     <w:p>
       <w:r>
+        <w:rPr>
+          <w:noProof/>
+        </w:rPr>
         <w:lastRenderedPageBreak/>
         <w:drawing>
           <wp:inline distT="0" distB="0" distL="0" distR="0" wp14:anchorId="055C9008" wp14:editId="635FA531">
@@ -161,6 +173,9 @@
     </w:p>
     <w:p>
       <w:r>
+        <w:rPr>
+          <w:noProof/>
+        </w:rPr>
         <w:drawing>
           <wp:inline distT="0" distB="0" distL="0" distR="0" wp14:anchorId="6F8B4D98" wp14:editId="7EA0E17A">
             <wp:extent cx="6840220" cy="1878965"/>
@@ -200,6 +215,9 @@
     </w:p>
     <w:p>
       <w:r>
+        <w:rPr>
+          <w:noProof/>
+        </w:rPr>
         <w:drawing>
           <wp:inline distT="0" distB="0" distL="0" distR="0" wp14:anchorId="1930523C" wp14:editId="5F9A21CA">
             <wp:extent cx="6840220" cy="3257550"/>
@@ -239,6 +257,9 @@
     </w:p>
     <w:p>
       <w:r>
+        <w:rPr>
+          <w:noProof/>
+        </w:rPr>
         <w:lastRenderedPageBreak/>
         <w:drawing>
           <wp:inline distT="0" distB="0" distL="0" distR="0" wp14:anchorId="184D8F99" wp14:editId="6E7B0CDE">
@@ -304,32 +325,13 @@
         <w:rPr>
           <w:rFonts w:cs="Segoe UI Emoji"/>
         </w:rPr>
-        <w:t xml:space="preserve">Зайдіть в файл </w:t>
-      </w:r>
-      <w:r>
-        <w:rPr>
-          <w:rFonts w:cs="Segoe UI Emoji"/>
-        </w:rPr>
-        <w:t>conflict.txt</w:t>
-      </w:r>
-      <w:r>
-        <w:rPr>
-          <w:rFonts w:cs="Segoe UI Emoji"/>
-          <w:lang w:val="en-US"/>
-        </w:rPr>
-        <w:t xml:space="preserve"> </w:t>
-      </w:r>
-      <w:r>
-        <w:rPr>
-          <w:rFonts w:cs="Segoe UI Emoji"/>
-        </w:rPr>
-        <w:t>та замініть текст на який вам хочеться, після цього</w:t>
+        <w:t>Спочатку поверніться в вашу гілку</w:t>
       </w:r>
     </w:p>
     <w:p>
       <w:pPr>
         <w:rPr>
-          <w:rStyle w:val="s"/>
+          <w:rFonts w:cs="Segoe UI Emoji"/>
         </w:rPr>
       </w:pPr>
       <w:proofErr w:type="spellStart"/>
@@ -341,149 +343,6 @@
       </w:r>
       <w:proofErr w:type="spellEnd"/>
       <w:r>
-        <w:t xml:space="preserve"> </w:t>
-      </w:r>
-      <w:proofErr w:type="spellStart"/>
-      <w:r>
-        <w:t>add</w:t>
-      </w:r>
-      <w:proofErr w:type="spellEnd"/>
-      <w:r>
-        <w:t xml:space="preserve"> .</w:t>
-      </w:r>
-      <w:r>
-        <w:br/>
-      </w:r>
-      <w:proofErr w:type="spellStart"/>
-      <w:r>
-        <w:rPr>
-          <w:rStyle w:val="s"/>
-        </w:rPr>
-        <w:t>git</w:t>
-      </w:r>
-      <w:proofErr w:type="spellEnd"/>
-      <w:r>
-        <w:t xml:space="preserve"> </w:t>
-      </w:r>
-      <w:proofErr w:type="spellStart"/>
-      <w:r>
-        <w:t>commit</w:t>
-      </w:r>
-      <w:proofErr w:type="spellEnd"/>
-      <w:r>
-        <w:t xml:space="preserve"> </w:t>
-      </w:r>
-      <w:r>
-        <w:rPr>
-          <w:rStyle w:val="u"/>
-        </w:rPr>
-        <w:t>-m</w:t>
-      </w:r>
-      <w:r>
-        <w:t xml:space="preserve"> </w:t>
-      </w:r>
-      <w:r>
-        <w:rPr>
-          <w:rStyle w:val="r"/>
-        </w:rPr>
-        <w:t>"</w:t>
-      </w:r>
-      <w:r>
-        <w:rPr>
-          <w:rStyle w:val="r"/>
-          <w:lang w:val="en-US"/>
-        </w:rPr>
-        <w:t>Update conflict</w:t>
-      </w:r>
-      <w:r>
-        <w:rPr>
-          <w:rStyle w:val="r"/>
-        </w:rPr>
-        <w:t>"</w:t>
-      </w:r>
-      <w:r>
-        <w:rPr>
-          <w:rStyle w:val="r"/>
-        </w:rPr>
-        <w:br/>
-      </w:r>
-      <w:proofErr w:type="spellStart"/>
-      <w:r>
-        <w:rPr>
-          <w:rStyle w:val="s"/>
-        </w:rPr>
-        <w:t>g</w:t>
-      </w:r>
-      <w:r>
-        <w:rPr>
-          <w:rStyle w:val="s"/>
-        </w:rPr>
-        <w:t>it</w:t>
-      </w:r>
-      <w:proofErr w:type="spellEnd"/>
-      <w:r>
-        <w:rPr>
-          <w:rStyle w:val="s"/>
-        </w:rPr>
-        <w:t xml:space="preserve"> </w:t>
-      </w:r>
-      <w:proofErr w:type="spellStart"/>
-      <w:r>
-        <w:rPr>
-          <w:rStyle w:val="s"/>
-        </w:rPr>
-        <w:t>push</w:t>
-      </w:r>
-      <w:proofErr w:type="spellEnd"/>
-      <w:r>
-        <w:rPr>
-          <w:rStyle w:val="s"/>
-        </w:rPr>
-        <w:t xml:space="preserve"> </w:t>
-      </w:r>
-      <w:proofErr w:type="spellStart"/>
-      <w:r>
-        <w:rPr>
-          <w:rStyle w:val="s"/>
-        </w:rPr>
-        <w:t>origin</w:t>
-      </w:r>
-      <w:proofErr w:type="spellEnd"/>
-      <w:r>
-        <w:rPr>
-          <w:rStyle w:val="s"/>
-        </w:rPr>
-        <w:t xml:space="preserve"> </w:t>
-      </w:r>
-      <w:proofErr w:type="spellStart"/>
-      <w:r>
-        <w:rPr>
-          <w:rStyle w:val="s"/>
-        </w:rPr>
-        <w:t>feature</w:t>
-      </w:r>
-      <w:proofErr w:type="spellEnd"/>
-      <w:r>
-        <w:rPr>
-          <w:rStyle w:val="s"/>
-        </w:rPr>
-        <w:t>/ваша-назва</w:t>
-      </w:r>
-      <w:r>
-        <w:rPr>
-          <w:rStyle w:val="s"/>
-        </w:rPr>
-        <w:br/>
-      </w:r>
-      <w:proofErr w:type="spellStart"/>
-      <w:r>
-        <w:rPr>
-          <w:rStyle w:val="s"/>
-        </w:rPr>
-        <w:t>git</w:t>
-      </w:r>
-      <w:proofErr w:type="spellEnd"/>
-      <w:r>
         <w:rPr>
           <w:rStyle w:val="s"/>
         </w:rPr>
@@ -495,62 +354,6 @@
           <w:rStyle w:val="s"/>
         </w:rPr>
         <w:t>checkout</w:t>
-      </w:r>
-      <w:proofErr w:type="spellEnd"/>
-      <w:r>
-        <w:rPr>
-          <w:rStyle w:val="s"/>
-        </w:rPr>
-        <w:t xml:space="preserve"> </w:t>
-      </w:r>
-      <w:proofErr w:type="spellStart"/>
-      <w:r>
-        <w:rPr>
-          <w:rStyle w:val="s"/>
-        </w:rPr>
-        <w:t>feature</w:t>
-      </w:r>
-      <w:proofErr w:type="spellEnd"/>
-      <w:r>
-        <w:rPr>
-          <w:rStyle w:val="s"/>
-        </w:rPr>
-        <w:t>/</w:t>
-      </w:r>
-      <w:proofErr w:type="spellStart"/>
-      <w:r>
-        <w:rPr>
-          <w:rStyle w:val="s"/>
-        </w:rPr>
-        <w:t>conflict</w:t>
-      </w:r>
-      <w:proofErr w:type="spellEnd"/>
-      <w:r>
-        <w:rPr>
-          <w:rStyle w:val="s"/>
-        </w:rPr>
-        <w:br/>
-      </w:r>
-      <w:proofErr w:type="spellStart"/>
-      <w:r>
-        <w:rPr>
-          <w:rStyle w:val="s"/>
-        </w:rPr>
-        <w:t>git</w:t>
-      </w:r>
-      <w:proofErr w:type="spellEnd"/>
-      <w:r>
-        <w:rPr>
-          <w:rStyle w:val="s"/>
-        </w:rPr>
-        <w:t xml:space="preserve"> </w:t>
-      </w:r>
-      <w:proofErr w:type="spellStart"/>
-      <w:r>
-        <w:rPr>
-          <w:rStyle w:val="s"/>
-        </w:rPr>
-        <w:t>merge</w:t>
       </w:r>
       <w:proofErr w:type="spellEnd"/>
       <w:r>
@@ -578,20 +381,274 @@
       <w:pPr>
         <w:rPr>
           <w:rStyle w:val="s"/>
+          <w:rFonts w:cs="Segoe UI Emoji"/>
         </w:rPr>
       </w:pPr>
       <w:r>
         <w:rPr>
-          <w:rStyle w:val="s"/>
-          <w:rFonts w:ascii="Segoe UI Emoji" w:hAnsi="Segoe UI Emoji" w:cs="Segoe UI Emoji"/>
-        </w:rPr>
-        <w:t>💥</w:t>
-      </w:r>
-      <w:r>
-        <w:rPr>
-          <w:rStyle w:val="s"/>
-        </w:rPr>
-        <w:t xml:space="preserve"> Конфлікт</w:t>
+          <w:rFonts w:cs="Segoe UI Emoji"/>
+        </w:rPr>
+        <w:t xml:space="preserve">Зайдіть в файл </w:t>
+      </w:r>
+      <w:r>
+        <w:rPr>
+          <w:rFonts w:cs="Segoe UI Emoji"/>
+        </w:rPr>
+        <w:t>conflict.txt</w:t>
+      </w:r>
+      <w:r>
+        <w:rPr>
+          <w:rFonts w:cs="Segoe UI Emoji"/>
+          <w:lang w:val="en-US"/>
+        </w:rPr>
+        <w:t xml:space="preserve"> </w:t>
+      </w:r>
+      <w:r>
+        <w:rPr>
+          <w:rFonts w:cs="Segoe UI Emoji"/>
+        </w:rPr>
+        <w:t>та замініть текст на який вам хочеться, після цього</w:t>
+      </w:r>
+      <w:r>
+        <w:rPr>
+          <w:rStyle w:val="s"/>
+        </w:rPr>
+        <w:br/>
+      </w:r>
+      <w:proofErr w:type="spellStart"/>
+      <w:r>
+        <w:rPr>
+          <w:rStyle w:val="s"/>
+        </w:rPr>
+        <w:t>git</w:t>
+      </w:r>
+      <w:proofErr w:type="spellEnd"/>
+      <w:r>
+        <w:t xml:space="preserve"> </w:t>
+      </w:r>
+      <w:proofErr w:type="spellStart"/>
+      <w:r>
+        <w:t>add</w:t>
+      </w:r>
+      <w:proofErr w:type="spellEnd"/>
+      <w:r>
+        <w:t xml:space="preserve"> .</w:t>
+      </w:r>
+      <w:r>
+        <w:br/>
+      </w:r>
+      <w:proofErr w:type="spellStart"/>
+      <w:r>
+        <w:rPr>
+          <w:rStyle w:val="s"/>
+        </w:rPr>
+        <w:t>git</w:t>
+      </w:r>
+      <w:proofErr w:type="spellEnd"/>
+      <w:r>
+        <w:t xml:space="preserve"> </w:t>
+      </w:r>
+      <w:proofErr w:type="spellStart"/>
+      <w:r>
+        <w:t>commit</w:t>
+      </w:r>
+      <w:proofErr w:type="spellEnd"/>
+      <w:r>
+        <w:t xml:space="preserve"> </w:t>
+      </w:r>
+      <w:r>
+        <w:rPr>
+          <w:rStyle w:val="u"/>
+        </w:rPr>
+        <w:t>-m</w:t>
+      </w:r>
+      <w:r>
+        <w:t xml:space="preserve"> </w:t>
+      </w:r>
+      <w:r>
+        <w:rPr>
+          <w:rStyle w:val="r"/>
+        </w:rPr>
+        <w:t>"</w:t>
+      </w:r>
+      <w:r>
+        <w:rPr>
+          <w:rStyle w:val="r"/>
+          <w:lang w:val="en-US"/>
+        </w:rPr>
+        <w:t>Update conflict</w:t>
+      </w:r>
+      <w:r>
+        <w:rPr>
+          <w:rStyle w:val="r"/>
+        </w:rPr>
+        <w:t>"</w:t>
+      </w:r>
+      <w:r>
+        <w:rPr>
+          <w:rStyle w:val="r"/>
+        </w:rPr>
+        <w:br/>
+      </w:r>
+      <w:proofErr w:type="spellStart"/>
+      <w:r>
+        <w:rPr>
+          <w:rStyle w:val="s"/>
+        </w:rPr>
+        <w:t>git</w:t>
+      </w:r>
+      <w:proofErr w:type="spellEnd"/>
+      <w:r>
+        <w:rPr>
+          <w:rStyle w:val="s"/>
+        </w:rPr>
+        <w:t xml:space="preserve"> </w:t>
+      </w:r>
+      <w:proofErr w:type="spellStart"/>
+      <w:r>
+        <w:rPr>
+          <w:rStyle w:val="s"/>
+        </w:rPr>
+        <w:t>push</w:t>
+      </w:r>
+      <w:proofErr w:type="spellEnd"/>
+      <w:r>
+        <w:rPr>
+          <w:rStyle w:val="s"/>
+        </w:rPr>
+        <w:t xml:space="preserve"> </w:t>
+      </w:r>
+      <w:proofErr w:type="spellStart"/>
+      <w:r>
+        <w:rPr>
+          <w:rStyle w:val="s"/>
+        </w:rPr>
+        <w:t>origin</w:t>
+      </w:r>
+      <w:proofErr w:type="spellEnd"/>
+      <w:r>
+        <w:rPr>
+          <w:rStyle w:val="s"/>
+        </w:rPr>
+        <w:t xml:space="preserve"> </w:t>
+      </w:r>
+      <w:proofErr w:type="spellStart"/>
+      <w:r>
+        <w:rPr>
+          <w:rStyle w:val="s"/>
+        </w:rPr>
+        <w:t>feature</w:t>
+      </w:r>
+      <w:proofErr w:type="spellEnd"/>
+      <w:r>
+        <w:rPr>
+          <w:rStyle w:val="s"/>
+        </w:rPr>
+        <w:t>/ваша-назва</w:t>
+      </w:r>
+      <w:r>
+        <w:rPr>
+          <w:rStyle w:val="s"/>
+        </w:rPr>
+        <w:br/>
+      </w:r>
+      <w:proofErr w:type="spellStart"/>
+      <w:r>
+        <w:rPr>
+          <w:rStyle w:val="s"/>
+        </w:rPr>
+        <w:t>git</w:t>
+      </w:r>
+      <w:proofErr w:type="spellEnd"/>
+      <w:r>
+        <w:rPr>
+          <w:rStyle w:val="s"/>
+        </w:rPr>
+        <w:t xml:space="preserve"> </w:t>
+      </w:r>
+      <w:proofErr w:type="spellStart"/>
+      <w:r>
+        <w:rPr>
+          <w:rStyle w:val="s"/>
+        </w:rPr>
+        <w:t>checkout</w:t>
+      </w:r>
+      <w:proofErr w:type="spellEnd"/>
+      <w:r>
+        <w:rPr>
+          <w:rStyle w:val="s"/>
+        </w:rPr>
+        <w:t xml:space="preserve"> </w:t>
+      </w:r>
+      <w:proofErr w:type="spellStart"/>
+      <w:r>
+        <w:rPr>
+          <w:rStyle w:val="s"/>
+        </w:rPr>
+        <w:t>feature</w:t>
+      </w:r>
+      <w:proofErr w:type="spellEnd"/>
+      <w:r>
+        <w:rPr>
+          <w:rStyle w:val="s"/>
+        </w:rPr>
+        <w:t>/</w:t>
+      </w:r>
+      <w:proofErr w:type="spellStart"/>
+      <w:r>
+        <w:rPr>
+          <w:rStyle w:val="s"/>
+        </w:rPr>
+        <w:t>conflict</w:t>
+      </w:r>
+      <w:proofErr w:type="spellEnd"/>
+      <w:r>
+        <w:rPr>
+          <w:rStyle w:val="s"/>
+        </w:rPr>
+        <w:br/>
+      </w:r>
+      <w:proofErr w:type="spellStart"/>
+      <w:r>
+        <w:rPr>
+          <w:rStyle w:val="s"/>
+        </w:rPr>
+        <w:t>git</w:t>
+      </w:r>
+      <w:proofErr w:type="spellEnd"/>
+      <w:r>
+        <w:rPr>
+          <w:rStyle w:val="s"/>
+        </w:rPr>
+        <w:t xml:space="preserve"> </w:t>
+      </w:r>
+      <w:proofErr w:type="spellStart"/>
+      <w:r>
+        <w:rPr>
+          <w:rStyle w:val="s"/>
+        </w:rPr>
+        <w:t>merge</w:t>
+      </w:r>
+      <w:proofErr w:type="spellEnd"/>
+      <w:r>
+        <w:rPr>
+          <w:rStyle w:val="s"/>
+        </w:rPr>
+        <w:t xml:space="preserve"> </w:t>
+      </w:r>
+      <w:proofErr w:type="spellStart"/>
+      <w:r>
+        <w:rPr>
+          <w:rStyle w:val="s"/>
+        </w:rPr>
+        <w:t>feature</w:t>
+      </w:r>
+      <w:proofErr w:type="spellEnd"/>
+      <w:r>
+        <w:rPr>
+          <w:rStyle w:val="s"/>
+        </w:rPr>
+        <w:t>/ваша-назва</w:t>
       </w:r>
     </w:p>
     <w:p>
@@ -605,26 +662,13 @@
           <w:rStyle w:val="s"/>
           <w:rFonts w:ascii="Segoe UI Emoji" w:hAnsi="Segoe UI Emoji" w:cs="Segoe UI Emoji"/>
         </w:rPr>
-        <w:t>📂</w:t>
-      </w:r>
-      <w:r>
-        <w:rPr>
-          <w:rStyle w:val="s"/>
-        </w:rPr>
-        <w:t xml:space="preserve"> Відкрити файл</w:t>
-      </w:r>
-      <w:r>
-        <w:rPr>
-          <w:rStyle w:val="s"/>
-          <w:lang w:val="en-US"/>
-        </w:rPr>
-        <w:t xml:space="preserve"> </w:t>
-      </w:r>
-      <w:r>
-        <w:rPr>
-          <w:rStyle w:val="s"/>
-        </w:rPr>
-        <w:t>і вирішуємо конфлікт у вашу користь, як в прикладі</w:t>
+        <w:t>💥</w:t>
+      </w:r>
+      <w:r>
+        <w:rPr>
+          <w:rStyle w:val="s"/>
+        </w:rPr>
+        <w:t xml:space="preserve"> Конфлікт</w:t>
       </w:r>
     </w:p>
     <w:p>
@@ -635,10 +679,51 @@
       </w:pPr>
       <w:r>
         <w:rPr>
+          <w:rStyle w:val="s"/>
+          <w:rFonts w:ascii="Segoe UI Emoji" w:hAnsi="Segoe UI Emoji" w:cs="Segoe UI Emoji"/>
+        </w:rPr>
+        <w:t>📂</w:t>
+      </w:r>
+      <w:r>
+        <w:rPr>
+          <w:rStyle w:val="s"/>
+        </w:rPr>
+        <w:t xml:space="preserve"> Відкрити файл</w:t>
+      </w:r>
+      <w:r>
+        <w:rPr>
+          <w:rStyle w:val="s"/>
           <w:lang w:val="en-US"/>
         </w:rPr>
-        <w:t>git add .</w:t>
-      </w:r>
+        <w:t xml:space="preserve"> </w:t>
+      </w:r>
+      <w:r>
+        <w:rPr>
+          <w:rStyle w:val="s"/>
+        </w:rPr>
+        <w:t>і вирішуємо конфлікт у вашу користь, як в прикладі</w:t>
+      </w:r>
+    </w:p>
+    <w:p>
+      <w:pPr>
+        <w:rPr>
+          <w:rStyle w:val="s"/>
+        </w:rPr>
+      </w:pPr>
+      <w:r>
+        <w:rPr>
+          <w:lang w:val="en-US"/>
+        </w:rPr>
+        <w:t xml:space="preserve">git </w:t>
+      </w:r>
+      <w:proofErr w:type="gramStart"/>
+      <w:r>
+        <w:rPr>
+          <w:lang w:val="en-US"/>
+        </w:rPr>
+        <w:t>add .</w:t>
+      </w:r>
+      <w:proofErr w:type="gramEnd"/>
       <w:r>
         <w:rPr>
           <w:lang w:val="en-US"/>
@@ -741,14 +826,14 @@
         </w:rPr>
         <w:t xml:space="preserve">Далі мандруйте в файл </w:t>
       </w:r>
+      <w:r>
+        <w:rPr>
+          <w:rStyle w:val="s"/>
+        </w:rPr>
+        <w:t>lostcommit.txt</w:t>
+      </w:r>
       <w:bookmarkStart w:id="0" w:name="_GoBack"/>
       <w:bookmarkEnd w:id="0"/>
-      <w:r>
-        <w:rPr>
-          <w:rStyle w:val="s"/>
-        </w:rPr>
-        <w:t xml:space="preserve"> </w:t>
-      </w:r>
     </w:p>
     <w:sectPr>
       <w:pgSz w:w="11906" w:h="16838"/>
@@ -1507,7 +1592,7 @@
 </file>
 
 <file path=customXml/itemProps1.xml><?xml version="1.0" encoding="utf-8"?>
-<ds:datastoreItem xmlns:ds="http://schemas.openxmlformats.org/officeDocument/2006/customXml" ds:itemID="{8A0C538A-BCBE-4861-9CF5-FC18B1EAF87A}">
+<ds:datastoreItem xmlns:ds="http://schemas.openxmlformats.org/officeDocument/2006/customXml" ds:itemID="{E9FF8DB8-A7BB-41DE-B033-CCB490F19FCE}">
   <ds:schemaRefs>
     <ds:schemaRef ds:uri="http://schemas.openxmlformats.org/officeDocument/2006/bibliography"/>
   </ds:schemaRefs>
